--- a/document/Documentation.docx
+++ b/document/Documentation.docx
@@ -818,6 +818,174 @@
     <w:p>
       <w:pPr>
         <w:pStyle w:val="ListParagraph"/>
+        <w:ind w:left="1800"/>
+        <w:jc w:val="both"/>
+        <w:rPr>
+          <w:sz w:val="28"/>
+        </w:rPr>
+      </w:pPr>
+    </w:p>
+    <w:p>
+      <w:pPr>
+        <w:pStyle w:val="ListParagraph"/>
+        <w:ind w:left="1800"/>
+        <w:jc w:val="both"/>
+        <w:rPr>
+          <w:sz w:val="28"/>
+        </w:rPr>
+      </w:pPr>
+    </w:p>
+    <w:p>
+      <w:pPr>
+        <w:pStyle w:val="ListParagraph"/>
+        <w:ind w:left="1800"/>
+        <w:jc w:val="both"/>
+        <w:rPr>
+          <w:sz w:val="28"/>
+        </w:rPr>
+      </w:pPr>
+    </w:p>
+    <w:p>
+      <w:pPr>
+        <w:pStyle w:val="ListParagraph"/>
+        <w:ind w:left="1800"/>
+        <w:jc w:val="both"/>
+        <w:rPr>
+          <w:sz w:val="28"/>
+        </w:rPr>
+      </w:pPr>
+    </w:p>
+    <w:p>
+      <w:pPr>
+        <w:pStyle w:val="ListParagraph"/>
+        <w:ind w:left="1800"/>
+        <w:jc w:val="both"/>
+        <w:rPr>
+          <w:sz w:val="28"/>
+        </w:rPr>
+      </w:pPr>
+    </w:p>
+    <w:p>
+      <w:pPr>
+        <w:pStyle w:val="ListParagraph"/>
+        <w:ind w:left="1800"/>
+        <w:jc w:val="both"/>
+        <w:rPr>
+          <w:sz w:val="28"/>
+        </w:rPr>
+      </w:pPr>
+    </w:p>
+    <w:p>
+      <w:pPr>
+        <w:pStyle w:val="ListParagraph"/>
+        <w:ind w:left="1800"/>
+        <w:jc w:val="both"/>
+        <w:rPr>
+          <w:sz w:val="28"/>
+        </w:rPr>
+      </w:pPr>
+    </w:p>
+    <w:p>
+      <w:pPr>
+        <w:pStyle w:val="ListParagraph"/>
+        <w:ind w:left="1800"/>
+        <w:jc w:val="both"/>
+        <w:rPr>
+          <w:sz w:val="28"/>
+        </w:rPr>
+      </w:pPr>
+    </w:p>
+    <w:p>
+      <w:pPr>
+        <w:pStyle w:val="ListParagraph"/>
+        <w:ind w:left="1800"/>
+        <w:jc w:val="both"/>
+        <w:rPr>
+          <w:sz w:val="28"/>
+        </w:rPr>
+      </w:pPr>
+    </w:p>
+    <w:p>
+      <w:pPr>
+        <w:pStyle w:val="ListParagraph"/>
+        <w:ind w:left="1800"/>
+        <w:jc w:val="both"/>
+        <w:rPr>
+          <w:sz w:val="28"/>
+        </w:rPr>
+      </w:pPr>
+    </w:p>
+    <w:p>
+      <w:pPr>
+        <w:pStyle w:val="ListParagraph"/>
+        <w:ind w:left="1800"/>
+        <w:jc w:val="both"/>
+        <w:rPr>
+          <w:sz w:val="28"/>
+        </w:rPr>
+      </w:pPr>
+    </w:p>
+    <w:p>
+      <w:pPr>
+        <w:pStyle w:val="ListParagraph"/>
+        <w:ind w:left="1800"/>
+        <w:jc w:val="both"/>
+        <w:rPr>
+          <w:sz w:val="28"/>
+        </w:rPr>
+      </w:pPr>
+    </w:p>
+    <w:p>
+      <w:pPr>
+        <w:pStyle w:val="ListParagraph"/>
+        <w:ind w:left="1800"/>
+        <w:jc w:val="both"/>
+        <w:rPr>
+          <w:sz w:val="28"/>
+        </w:rPr>
+      </w:pPr>
+    </w:p>
+    <w:p>
+      <w:pPr>
+        <w:pStyle w:val="ListParagraph"/>
+        <w:ind w:left="1800"/>
+        <w:jc w:val="both"/>
+        <w:rPr>
+          <w:sz w:val="28"/>
+        </w:rPr>
+      </w:pPr>
+    </w:p>
+    <w:p>
+      <w:pPr>
+        <w:pStyle w:val="ListParagraph"/>
+        <w:ind w:left="1800"/>
+        <w:jc w:val="both"/>
+        <w:rPr>
+          <w:sz w:val="28"/>
+        </w:rPr>
+      </w:pPr>
+    </w:p>
+    <w:p>
+      <w:pPr>
+        <w:pStyle w:val="ListParagraph"/>
+        <w:ind w:left="1800"/>
+        <w:jc w:val="both"/>
+        <w:rPr>
+          <w:sz w:val="28"/>
+        </w:rPr>
+      </w:pPr>
+    </w:p>
+    <w:p>
+      <w:pPr>
+        <w:jc w:val="both"/>
+        <w:rPr>
+          <w:sz w:val="28"/>
+        </w:rPr>
+      </w:pPr>
+    </w:p>
+    <w:p>
+      <w:pPr>
+        <w:pStyle w:val="ListParagraph"/>
         <w:numPr>
           <w:ilvl w:val="0"/>
           <w:numId w:val="13"/>
@@ -831,10 +999,715 @@
       <w:r>
         <w:rPr>
           <w:b/>
+          <w:noProof/>
+          <w:sz w:val="32"/>
+        </w:rPr>
+        <w:lastRenderedPageBreak/>
+        <w:drawing>
+          <wp:anchor distT="0" distB="0" distL="114300" distR="114300" simplePos="0" relativeHeight="251659264" behindDoc="0" locked="0" layoutInCell="1" allowOverlap="1">
+            <wp:simplePos x="0" y="0"/>
+            <wp:positionH relativeFrom="column">
+              <wp:posOffset>3265826</wp:posOffset>
+            </wp:positionH>
+            <wp:positionV relativeFrom="paragraph">
+              <wp:posOffset>578485</wp:posOffset>
+            </wp:positionV>
+            <wp:extent cx="3182599" cy="2457450"/>
+            <wp:effectExtent l="0" t="0" r="0" b="0"/>
+            <wp:wrapNone/>
+            <wp:docPr id="2" name="Picture 2"/>
+            <wp:cNvGraphicFramePr>
+              <a:graphicFrameLocks xmlns:a="http://schemas.openxmlformats.org/drawingml/2006/main" noChangeAspect="1"/>
+            </wp:cNvGraphicFramePr>
+            <a:graphic xmlns:a="http://schemas.openxmlformats.org/drawingml/2006/main">
+              <a:graphicData uri="http://schemas.openxmlformats.org/drawingml/2006/picture">
+                <pic:pic xmlns:pic="http://schemas.openxmlformats.org/drawingml/2006/picture">
+                  <pic:nvPicPr>
+                    <pic:cNvPr id="2" name="Screenshot 2026-06-10 111747.png"/>
+                    <pic:cNvPicPr/>
+                  </pic:nvPicPr>
+                  <pic:blipFill>
+                    <a:blip r:embed="rId6">
+                      <a:extLst>
+                        <a:ext uri="{28A0092B-C50C-407E-A947-70E740481C1C}">
+                          <a14:useLocalDpi xmlns:a14="http://schemas.microsoft.com/office/drawing/2010/main" val="0"/>
+                        </a:ext>
+                      </a:extLst>
+                    </a:blip>
+                    <a:stretch>
+                      <a:fillRect/>
+                    </a:stretch>
+                  </pic:blipFill>
+                  <pic:spPr>
+                    <a:xfrm>
+                      <a:off x="0" y="0"/>
+                      <a:ext cx="3186016" cy="2460088"/>
+                    </a:xfrm>
+                    <a:prstGeom prst="rect">
+                      <a:avLst/>
+                    </a:prstGeom>
+                  </pic:spPr>
+                </pic:pic>
+              </a:graphicData>
+            </a:graphic>
+            <wp14:sizeRelH relativeFrom="page">
+              <wp14:pctWidth>0</wp14:pctWidth>
+            </wp14:sizeRelH>
+            <wp14:sizeRelV relativeFrom="page">
+              <wp14:pctHeight>0</wp14:pctHeight>
+            </wp14:sizeRelV>
+          </wp:anchor>
+        </w:drawing>
+      </w:r>
+      <w:r>
+        <w:rPr>
+          <w:b/>
+          <w:noProof/>
+          <w:sz w:val="32"/>
+        </w:rPr>
+        <w:drawing>
+          <wp:anchor distT="0" distB="0" distL="114300" distR="114300" simplePos="0" relativeHeight="251658240" behindDoc="0" locked="0" layoutInCell="1" allowOverlap="1">
+            <wp:simplePos x="0" y="0"/>
+            <wp:positionH relativeFrom="margin">
+              <wp:posOffset>66675</wp:posOffset>
+            </wp:positionH>
+            <wp:positionV relativeFrom="paragraph">
+              <wp:posOffset>549910</wp:posOffset>
+            </wp:positionV>
+            <wp:extent cx="3143250" cy="2514600"/>
+            <wp:effectExtent l="0" t="0" r="0" b="0"/>
+            <wp:wrapNone/>
+            <wp:docPr id="1" name="Picture 1"/>
+            <wp:cNvGraphicFramePr>
+              <a:graphicFrameLocks xmlns:a="http://schemas.openxmlformats.org/drawingml/2006/main" noChangeAspect="1"/>
+            </wp:cNvGraphicFramePr>
+            <a:graphic xmlns:a="http://schemas.openxmlformats.org/drawingml/2006/main">
+              <a:graphicData uri="http://schemas.openxmlformats.org/drawingml/2006/picture">
+                <pic:pic xmlns:pic="http://schemas.openxmlformats.org/drawingml/2006/picture">
+                  <pic:nvPicPr>
+                    <pic:cNvPr id="1" name="Screenshot 2026-06-10 111714.png"/>
+                    <pic:cNvPicPr/>
+                  </pic:nvPicPr>
+                  <pic:blipFill>
+                    <a:blip r:embed="rId7">
+                      <a:extLst>
+                        <a:ext uri="{28A0092B-C50C-407E-A947-70E740481C1C}">
+                          <a14:useLocalDpi xmlns:a14="http://schemas.microsoft.com/office/drawing/2010/main" val="0"/>
+                        </a:ext>
+                      </a:extLst>
+                    </a:blip>
+                    <a:stretch>
+                      <a:fillRect/>
+                    </a:stretch>
+                  </pic:blipFill>
+                  <pic:spPr>
+                    <a:xfrm>
+                      <a:off x="0" y="0"/>
+                      <a:ext cx="3143250" cy="2514600"/>
+                    </a:xfrm>
+                    <a:prstGeom prst="rect">
+                      <a:avLst/>
+                    </a:prstGeom>
+                  </pic:spPr>
+                </pic:pic>
+              </a:graphicData>
+            </a:graphic>
+            <wp14:sizeRelH relativeFrom="page">
+              <wp14:pctWidth>0</wp14:pctWidth>
+            </wp14:sizeRelH>
+            <wp14:sizeRelV relativeFrom="page">
+              <wp14:pctHeight>0</wp14:pctHeight>
+            </wp14:sizeRelV>
+          </wp:anchor>
+        </w:drawing>
+      </w:r>
+      <w:r>
+        <w:rPr>
+          <w:b/>
           <w:sz w:val="32"/>
         </w:rPr>
         <w:t>Wireframe and Sketches</w:t>
       </w:r>
+    </w:p>
+    <w:p>
+      <w:pPr>
+        <w:pStyle w:val="ListParagraph"/>
+        <w:ind w:left="1080"/>
+        <w:jc w:val="both"/>
+        <w:rPr>
+          <w:b/>
+          <w:sz w:val="32"/>
+        </w:rPr>
+      </w:pPr>
+    </w:p>
+    <w:p>
+      <w:pPr>
+        <w:pStyle w:val="ListParagraph"/>
+        <w:ind w:left="1080"/>
+        <w:jc w:val="both"/>
+        <w:rPr>
+          <w:b/>
+          <w:sz w:val="32"/>
+        </w:rPr>
+      </w:pPr>
+    </w:p>
+    <w:p>
+      <w:pPr>
+        <w:pStyle w:val="ListParagraph"/>
+        <w:ind w:left="1080"/>
+        <w:jc w:val="both"/>
+        <w:rPr>
+          <w:b/>
+          <w:sz w:val="32"/>
+        </w:rPr>
+      </w:pPr>
+    </w:p>
+    <w:p>
+      <w:pPr>
+        <w:pStyle w:val="ListParagraph"/>
+        <w:ind w:left="1080"/>
+        <w:jc w:val="both"/>
+        <w:rPr>
+          <w:b/>
+          <w:sz w:val="32"/>
+        </w:rPr>
+      </w:pPr>
+    </w:p>
+    <w:p>
+      <w:pPr>
+        <w:pStyle w:val="ListParagraph"/>
+        <w:ind w:left="1080"/>
+        <w:jc w:val="both"/>
+        <w:rPr>
+          <w:b/>
+          <w:sz w:val="32"/>
+        </w:rPr>
+      </w:pPr>
+    </w:p>
+    <w:p>
+      <w:pPr>
+        <w:pStyle w:val="ListParagraph"/>
+        <w:ind w:left="1080"/>
+        <w:jc w:val="both"/>
+        <w:rPr>
+          <w:b/>
+          <w:sz w:val="32"/>
+        </w:rPr>
+      </w:pPr>
+    </w:p>
+    <w:p>
+      <w:pPr>
+        <w:pStyle w:val="ListParagraph"/>
+        <w:ind w:left="1080"/>
+        <w:jc w:val="both"/>
+        <w:rPr>
+          <w:b/>
+          <w:sz w:val="32"/>
+        </w:rPr>
+      </w:pPr>
+    </w:p>
+    <w:p>
+      <w:pPr>
+        <w:pStyle w:val="ListParagraph"/>
+        <w:ind w:left="1080"/>
+        <w:jc w:val="both"/>
+        <w:rPr>
+          <w:b/>
+          <w:sz w:val="32"/>
+        </w:rPr>
+      </w:pPr>
+    </w:p>
+    <w:p>
+      <w:pPr>
+        <w:pStyle w:val="ListParagraph"/>
+        <w:ind w:left="1080"/>
+        <w:jc w:val="both"/>
+        <w:rPr>
+          <w:b/>
+          <w:sz w:val="32"/>
+        </w:rPr>
+      </w:pPr>
+    </w:p>
+    <w:p>
+      <w:pPr>
+        <w:pStyle w:val="ListParagraph"/>
+        <w:ind w:left="1080"/>
+        <w:jc w:val="both"/>
+        <w:rPr>
+          <w:b/>
+          <w:sz w:val="32"/>
+        </w:rPr>
+      </w:pPr>
+    </w:p>
+    <w:p>
+      <w:pPr>
+        <w:pStyle w:val="ListParagraph"/>
+        <w:ind w:left="1080"/>
+        <w:jc w:val="both"/>
+        <w:rPr>
+          <w:b/>
+          <w:sz w:val="32"/>
+        </w:rPr>
+      </w:pPr>
+    </w:p>
+    <w:p>
+      <w:pPr>
+        <w:pStyle w:val="ListParagraph"/>
+        <w:ind w:left="1080"/>
+        <w:jc w:val="both"/>
+        <w:rPr>
+          <w:b/>
+          <w:sz w:val="32"/>
+        </w:rPr>
+      </w:pPr>
+      <w:r>
+        <w:rPr>
+          <w:b/>
+          <w:noProof/>
+          <w:sz w:val="32"/>
+        </w:rPr>
+        <w:drawing>
+          <wp:anchor distT="0" distB="0" distL="114300" distR="114300" simplePos="0" relativeHeight="251661312" behindDoc="0" locked="0" layoutInCell="1" allowOverlap="1">
+            <wp:simplePos x="0" y="0"/>
+            <wp:positionH relativeFrom="page">
+              <wp:align>right</wp:align>
+            </wp:positionH>
+            <wp:positionV relativeFrom="paragraph">
+              <wp:posOffset>78436</wp:posOffset>
+            </wp:positionV>
+            <wp:extent cx="3474720" cy="2576195"/>
+            <wp:effectExtent l="0" t="0" r="0" b="0"/>
+            <wp:wrapNone/>
+            <wp:docPr id="7" name="Picture 7"/>
+            <wp:cNvGraphicFramePr>
+              <a:graphicFrameLocks xmlns:a="http://schemas.openxmlformats.org/drawingml/2006/main" noChangeAspect="1"/>
+            </wp:cNvGraphicFramePr>
+            <a:graphic xmlns:a="http://schemas.openxmlformats.org/drawingml/2006/main">
+              <a:graphicData uri="http://schemas.openxmlformats.org/drawingml/2006/picture">
+                <pic:pic xmlns:pic="http://schemas.openxmlformats.org/drawingml/2006/picture">
+                  <pic:nvPicPr>
+                    <pic:cNvPr id="7" name="Screenshot 2026-06-10 112738.png"/>
+                    <pic:cNvPicPr/>
+                  </pic:nvPicPr>
+                  <pic:blipFill>
+                    <a:blip r:embed="rId8">
+                      <a:extLst>
+                        <a:ext uri="{28A0092B-C50C-407E-A947-70E740481C1C}">
+                          <a14:useLocalDpi xmlns:a14="http://schemas.microsoft.com/office/drawing/2010/main" val="0"/>
+                        </a:ext>
+                      </a:extLst>
+                    </a:blip>
+                    <a:stretch>
+                      <a:fillRect/>
+                    </a:stretch>
+                  </pic:blipFill>
+                  <pic:spPr>
+                    <a:xfrm>
+                      <a:off x="0" y="0"/>
+                      <a:ext cx="3474720" cy="2576195"/>
+                    </a:xfrm>
+                    <a:prstGeom prst="rect">
+                      <a:avLst/>
+                    </a:prstGeom>
+                  </pic:spPr>
+                </pic:pic>
+              </a:graphicData>
+            </a:graphic>
+            <wp14:sizeRelH relativeFrom="page">
+              <wp14:pctWidth>0</wp14:pctWidth>
+            </wp14:sizeRelH>
+            <wp14:sizeRelV relativeFrom="page">
+              <wp14:pctHeight>0</wp14:pctHeight>
+            </wp14:sizeRelV>
+          </wp:anchor>
+        </w:drawing>
+      </w:r>
+      <w:r>
+        <w:rPr>
+          <w:b/>
+          <w:noProof/>
+          <w:sz w:val="32"/>
+        </w:rPr>
+        <w:drawing>
+          <wp:anchor distT="0" distB="0" distL="114300" distR="114300" simplePos="0" relativeHeight="251660288" behindDoc="1" locked="0" layoutInCell="1" allowOverlap="1">
+            <wp:simplePos x="0" y="0"/>
+            <wp:positionH relativeFrom="column">
+              <wp:posOffset>47708</wp:posOffset>
+            </wp:positionH>
+            <wp:positionV relativeFrom="paragraph">
+              <wp:posOffset>55521</wp:posOffset>
+            </wp:positionV>
+            <wp:extent cx="3124862" cy="2655570"/>
+            <wp:effectExtent l="0" t="0" r="0" b="0"/>
+            <wp:wrapNone/>
+            <wp:docPr id="4" name="Picture 4"/>
+            <wp:cNvGraphicFramePr>
+              <a:graphicFrameLocks xmlns:a="http://schemas.openxmlformats.org/drawingml/2006/main" noChangeAspect="1"/>
+            </wp:cNvGraphicFramePr>
+            <a:graphic xmlns:a="http://schemas.openxmlformats.org/drawingml/2006/main">
+              <a:graphicData uri="http://schemas.openxmlformats.org/drawingml/2006/picture">
+                <pic:pic xmlns:pic="http://schemas.openxmlformats.org/drawingml/2006/picture">
+                  <pic:nvPicPr>
+                    <pic:cNvPr id="4" name="Screenshot 2026-06-10 111806.png"/>
+                    <pic:cNvPicPr/>
+                  </pic:nvPicPr>
+                  <pic:blipFill>
+                    <a:blip r:embed="rId9">
+                      <a:extLst>
+                        <a:ext uri="{28A0092B-C50C-407E-A947-70E740481C1C}">
+                          <a14:useLocalDpi xmlns:a14="http://schemas.microsoft.com/office/drawing/2010/main" val="0"/>
+                        </a:ext>
+                      </a:extLst>
+                    </a:blip>
+                    <a:stretch>
+                      <a:fillRect/>
+                    </a:stretch>
+                  </pic:blipFill>
+                  <pic:spPr>
+                    <a:xfrm>
+                      <a:off x="0" y="0"/>
+                      <a:ext cx="3126352" cy="2656836"/>
+                    </a:xfrm>
+                    <a:prstGeom prst="rect">
+                      <a:avLst/>
+                    </a:prstGeom>
+                  </pic:spPr>
+                </pic:pic>
+              </a:graphicData>
+            </a:graphic>
+            <wp14:sizeRelH relativeFrom="page">
+              <wp14:pctWidth>0</wp14:pctWidth>
+            </wp14:sizeRelH>
+            <wp14:sizeRelV relativeFrom="page">
+              <wp14:pctHeight>0</wp14:pctHeight>
+            </wp14:sizeRelV>
+          </wp:anchor>
+        </w:drawing>
+      </w:r>
+    </w:p>
+    <w:p>
+      <w:pPr>
+        <w:pStyle w:val="ListParagraph"/>
+        <w:ind w:left="1080"/>
+        <w:jc w:val="both"/>
+        <w:rPr>
+          <w:b/>
+          <w:sz w:val="32"/>
+        </w:rPr>
+      </w:pPr>
+    </w:p>
+    <w:p>
+      <w:pPr>
+        <w:pStyle w:val="ListParagraph"/>
+        <w:ind w:left="1080"/>
+        <w:jc w:val="both"/>
+        <w:rPr>
+          <w:b/>
+          <w:sz w:val="32"/>
+        </w:rPr>
+      </w:pPr>
+    </w:p>
+    <w:p>
+      <w:pPr>
+        <w:pStyle w:val="ListParagraph"/>
+        <w:ind w:left="1080"/>
+        <w:jc w:val="both"/>
+        <w:rPr>
+          <w:b/>
+          <w:sz w:val="32"/>
+        </w:rPr>
+      </w:pPr>
+    </w:p>
+    <w:p>
+      <w:pPr>
+        <w:pStyle w:val="ListParagraph"/>
+        <w:ind w:left="1080"/>
+        <w:jc w:val="both"/>
+        <w:rPr>
+          <w:b/>
+          <w:sz w:val="32"/>
+        </w:rPr>
+      </w:pPr>
+    </w:p>
+    <w:p>
+      <w:pPr>
+        <w:pStyle w:val="ListParagraph"/>
+        <w:ind w:left="1080"/>
+        <w:jc w:val="both"/>
+        <w:rPr>
+          <w:b/>
+          <w:sz w:val="32"/>
+        </w:rPr>
+      </w:pPr>
+    </w:p>
+    <w:p>
+      <w:pPr>
+        <w:pStyle w:val="ListParagraph"/>
+        <w:ind w:left="1080"/>
+        <w:jc w:val="both"/>
+        <w:rPr>
+          <w:b/>
+          <w:sz w:val="32"/>
+        </w:rPr>
+      </w:pPr>
+    </w:p>
+    <w:p>
+      <w:pPr>
+        <w:pStyle w:val="ListParagraph"/>
+        <w:ind w:left="1080"/>
+        <w:jc w:val="both"/>
+        <w:rPr>
+          <w:b/>
+          <w:sz w:val="32"/>
+        </w:rPr>
+      </w:pPr>
+    </w:p>
+    <w:p>
+      <w:pPr>
+        <w:pStyle w:val="ListParagraph"/>
+        <w:ind w:left="1080"/>
+        <w:jc w:val="both"/>
+        <w:rPr>
+          <w:b/>
+          <w:sz w:val="32"/>
+        </w:rPr>
+      </w:pPr>
+    </w:p>
+    <w:p>
+      <w:pPr>
+        <w:pStyle w:val="ListParagraph"/>
+        <w:ind w:left="1080"/>
+        <w:jc w:val="both"/>
+        <w:rPr>
+          <w:b/>
+          <w:sz w:val="32"/>
+        </w:rPr>
+      </w:pPr>
+    </w:p>
+    <w:p>
+      <w:pPr>
+        <w:pStyle w:val="ListParagraph"/>
+        <w:ind w:left="1080"/>
+        <w:jc w:val="both"/>
+        <w:rPr>
+          <w:b/>
+          <w:sz w:val="32"/>
+        </w:rPr>
+      </w:pPr>
+      <w:r>
+        <w:rPr>
+          <w:b/>
+          <w:noProof/>
+          <w:sz w:val="32"/>
+        </w:rPr>
+        <w:drawing>
+          <wp:anchor distT="0" distB="0" distL="114300" distR="114300" simplePos="0" relativeHeight="251663360" behindDoc="0" locked="0" layoutInCell="1" allowOverlap="1">
+            <wp:simplePos x="0" y="0"/>
+            <wp:positionH relativeFrom="column">
+              <wp:posOffset>3331597</wp:posOffset>
+            </wp:positionH>
+            <wp:positionV relativeFrom="paragraph">
+              <wp:posOffset>74488</wp:posOffset>
+            </wp:positionV>
+            <wp:extent cx="3386716" cy="2782957"/>
+            <wp:effectExtent l="0" t="0" r="4445" b="0"/>
+            <wp:wrapNone/>
+            <wp:docPr id="8" name="Picture 8"/>
+            <wp:cNvGraphicFramePr>
+              <a:graphicFrameLocks xmlns:a="http://schemas.openxmlformats.org/drawingml/2006/main" noChangeAspect="1"/>
+            </wp:cNvGraphicFramePr>
+            <a:graphic xmlns:a="http://schemas.openxmlformats.org/drawingml/2006/main">
+              <a:graphicData uri="http://schemas.openxmlformats.org/drawingml/2006/picture">
+                <pic:pic xmlns:pic="http://schemas.openxmlformats.org/drawingml/2006/picture">
+                  <pic:nvPicPr>
+                    <pic:cNvPr id="8" name="Screenshot 2026-06-10 113033.png"/>
+                    <pic:cNvPicPr/>
+                  </pic:nvPicPr>
+                  <pic:blipFill>
+                    <a:blip r:embed="rId10">
+                      <a:extLst>
+                        <a:ext uri="{28A0092B-C50C-407E-A947-70E740481C1C}">
+                          <a14:useLocalDpi xmlns:a14="http://schemas.microsoft.com/office/drawing/2010/main" val="0"/>
+                        </a:ext>
+                      </a:extLst>
+                    </a:blip>
+                    <a:stretch>
+                      <a:fillRect/>
+                    </a:stretch>
+                  </pic:blipFill>
+                  <pic:spPr>
+                    <a:xfrm>
+                      <a:off x="0" y="0"/>
+                      <a:ext cx="3388750" cy="2784628"/>
+                    </a:xfrm>
+                    <a:prstGeom prst="rect">
+                      <a:avLst/>
+                    </a:prstGeom>
+                  </pic:spPr>
+                </pic:pic>
+              </a:graphicData>
+            </a:graphic>
+            <wp14:sizeRelH relativeFrom="page">
+              <wp14:pctWidth>0</wp14:pctWidth>
+            </wp14:sizeRelH>
+            <wp14:sizeRelV relativeFrom="page">
+              <wp14:pctHeight>0</wp14:pctHeight>
+            </wp14:sizeRelV>
+          </wp:anchor>
+        </w:drawing>
+      </w:r>
+      <w:r>
+        <w:rPr>
+          <w:b/>
+          <w:noProof/>
+          <w:sz w:val="32"/>
+        </w:rPr>
+        <w:drawing>
+          <wp:anchor distT="0" distB="0" distL="114300" distR="114300" simplePos="0" relativeHeight="251662336" behindDoc="0" locked="0" layoutInCell="1" allowOverlap="1">
+            <wp:simplePos x="0" y="0"/>
+            <wp:positionH relativeFrom="margin">
+              <wp:posOffset>47708</wp:posOffset>
+            </wp:positionH>
+            <wp:positionV relativeFrom="paragraph">
+              <wp:posOffset>98342</wp:posOffset>
+            </wp:positionV>
+            <wp:extent cx="3093057" cy="2671445"/>
+            <wp:effectExtent l="0" t="0" r="0" b="0"/>
+            <wp:wrapNone/>
+            <wp:docPr id="6" name="Picture 6"/>
+            <wp:cNvGraphicFramePr>
+              <a:graphicFrameLocks xmlns:a="http://schemas.openxmlformats.org/drawingml/2006/main" noChangeAspect="1"/>
+            </wp:cNvGraphicFramePr>
+            <a:graphic xmlns:a="http://schemas.openxmlformats.org/drawingml/2006/main">
+              <a:graphicData uri="http://schemas.openxmlformats.org/drawingml/2006/picture">
+                <pic:pic xmlns:pic="http://schemas.openxmlformats.org/drawingml/2006/picture">
+                  <pic:nvPicPr>
+                    <pic:cNvPr id="6" name="Screenshot 2026-06-10 112621.png"/>
+                    <pic:cNvPicPr/>
+                  </pic:nvPicPr>
+                  <pic:blipFill>
+                    <a:blip r:embed="rId11">
+                      <a:extLst>
+                        <a:ext uri="{28A0092B-C50C-407E-A947-70E740481C1C}">
+                          <a14:useLocalDpi xmlns:a14="http://schemas.microsoft.com/office/drawing/2010/main" val="0"/>
+                        </a:ext>
+                      </a:extLst>
+                    </a:blip>
+                    <a:stretch>
+                      <a:fillRect/>
+                    </a:stretch>
+                  </pic:blipFill>
+                  <pic:spPr>
+                    <a:xfrm>
+                      <a:off x="0" y="0"/>
+                      <a:ext cx="3096086" cy="2674061"/>
+                    </a:xfrm>
+                    <a:prstGeom prst="rect">
+                      <a:avLst/>
+                    </a:prstGeom>
+                  </pic:spPr>
+                </pic:pic>
+              </a:graphicData>
+            </a:graphic>
+            <wp14:sizeRelH relativeFrom="page">
+              <wp14:pctWidth>0</wp14:pctWidth>
+            </wp14:sizeRelH>
+            <wp14:sizeRelV relativeFrom="page">
+              <wp14:pctHeight>0</wp14:pctHeight>
+            </wp14:sizeRelV>
+          </wp:anchor>
+        </w:drawing>
+      </w:r>
+    </w:p>
+    <w:p>
+      <w:pPr>
+        <w:pStyle w:val="ListParagraph"/>
+        <w:ind w:left="1080"/>
+        <w:jc w:val="both"/>
+        <w:rPr>
+          <w:b/>
+          <w:sz w:val="32"/>
+        </w:rPr>
+      </w:pPr>
+    </w:p>
+    <w:p>
+      <w:pPr>
+        <w:pStyle w:val="ListParagraph"/>
+        <w:ind w:left="1080"/>
+        <w:jc w:val="both"/>
+        <w:rPr>
+          <w:b/>
+          <w:sz w:val="32"/>
+        </w:rPr>
+      </w:pPr>
+    </w:p>
+    <w:p>
+      <w:pPr>
+        <w:pStyle w:val="ListParagraph"/>
+        <w:ind w:left="1080"/>
+        <w:jc w:val="both"/>
+        <w:rPr>
+          <w:b/>
+          <w:sz w:val="32"/>
+        </w:rPr>
+      </w:pPr>
+    </w:p>
+    <w:p>
+      <w:pPr>
+        <w:pStyle w:val="ListParagraph"/>
+        <w:ind w:left="1080"/>
+        <w:jc w:val="both"/>
+        <w:rPr>
+          <w:b/>
+          <w:sz w:val="32"/>
+        </w:rPr>
+      </w:pPr>
+    </w:p>
+    <w:p>
+      <w:pPr>
+        <w:pStyle w:val="ListParagraph"/>
+        <w:ind w:left="1080"/>
+        <w:jc w:val="both"/>
+        <w:rPr>
+          <w:b/>
+          <w:sz w:val="32"/>
+        </w:rPr>
+      </w:pPr>
+    </w:p>
+    <w:p>
+      <w:pPr>
+        <w:pStyle w:val="ListParagraph"/>
+        <w:ind w:left="1080"/>
+        <w:jc w:val="both"/>
+        <w:rPr>
+          <w:b/>
+          <w:sz w:val="32"/>
+        </w:rPr>
+      </w:pPr>
+    </w:p>
+    <w:p>
+      <w:pPr>
+        <w:pStyle w:val="ListParagraph"/>
+        <w:ind w:left="1080"/>
+        <w:jc w:val="both"/>
+        <w:rPr>
+          <w:b/>
+          <w:sz w:val="32"/>
+        </w:rPr>
+      </w:pPr>
+      <w:bookmarkStart w:id="0" w:name="_GoBack"/>
+      <w:bookmarkEnd w:id="0"/>
+    </w:p>
+    <w:p>
+      <w:pPr>
+        <w:pStyle w:val="ListParagraph"/>
+        <w:ind w:left="1080"/>
+        <w:jc w:val="both"/>
+        <w:rPr>
+          <w:b/>
+          <w:sz w:val="32"/>
+        </w:rPr>
+      </w:pPr>
     </w:p>
     <w:p>
       <w:pPr>
@@ -1115,7 +1988,6 @@
           <w:b/>
           <w:sz w:val="32"/>
         </w:rPr>
-        <w:lastRenderedPageBreak/>
         <w:t>Color Palette and Typography Choices</w:t>
       </w:r>
     </w:p>
@@ -1684,6 +2556,7 @@
           <w:b/>
           <w:sz w:val="36"/>
         </w:rPr>
+        <w:lastRenderedPageBreak/>
         <w:t>Technologies Used</w:t>
       </w:r>
     </w:p>
@@ -2134,7 +3007,6 @@
               <w:rPr>
                 <w:sz w:val="32"/>
               </w:rPr>
-              <w:lastRenderedPageBreak/>
               <w:t>Search functionality in result page</w:t>
             </w:r>
           </w:p>
@@ -2563,19 +3435,7 @@
         <w:rPr>
           <w:sz w:val="28"/>
         </w:rPr>
-        <w:t xml:space="preserve">fa-home </w:t>
-      </w:r>
-      <w:r>
-        <w:rPr>
-          <w:sz w:val="28"/>
-        </w:rPr>
-        <w:t>–</w:t>
-      </w:r>
-      <w:r>
-        <w:rPr>
-          <w:sz w:val="28"/>
-        </w:rPr>
-        <w:t xml:space="preserve"> Dashboard</w:t>
+        <w:t>fa-home – Dashboard</w:t>
       </w:r>
     </w:p>
     <w:p>
@@ -2594,19 +3454,7 @@
         <w:rPr>
           <w:sz w:val="28"/>
         </w:rPr>
-        <w:t xml:space="preserve">fa-user </w:t>
-      </w:r>
-      <w:r>
-        <w:rPr>
-          <w:sz w:val="28"/>
-        </w:rPr>
-        <w:t>–</w:t>
-      </w:r>
-      <w:r>
-        <w:rPr>
-          <w:sz w:val="28"/>
-        </w:rPr>
-        <w:t xml:space="preserve"> Profile</w:t>
+        <w:t>fa-user – Profile</w:t>
       </w:r>
     </w:p>
     <w:p>
@@ -2625,19 +3473,7 @@
         <w:rPr>
           <w:sz w:val="28"/>
         </w:rPr>
-        <w:t xml:space="preserve">fa-chart-line </w:t>
-      </w:r>
-      <w:r>
-        <w:rPr>
-          <w:sz w:val="28"/>
-        </w:rPr>
-        <w:t>–</w:t>
-      </w:r>
-      <w:r>
-        <w:rPr>
-          <w:sz w:val="28"/>
-        </w:rPr>
-        <w:t xml:space="preserve"> Results</w:t>
+        <w:t>fa-chart-line – Results</w:t>
       </w:r>
     </w:p>
     <w:p>
@@ -2656,19 +3492,7 @@
         <w:rPr>
           <w:sz w:val="28"/>
         </w:rPr>
-        <w:t xml:space="preserve">fa-tasks </w:t>
-      </w:r>
-      <w:r>
-        <w:rPr>
-          <w:sz w:val="28"/>
-        </w:rPr>
-        <w:t>–</w:t>
-      </w:r>
-      <w:r>
-        <w:rPr>
-          <w:sz w:val="28"/>
-        </w:rPr>
-        <w:t xml:space="preserve"> Assignments</w:t>
+        <w:t>fa-tasks – Assignments</w:t>
       </w:r>
     </w:p>
     <w:p>
@@ -2687,19 +3511,7 @@
         <w:rPr>
           <w:sz w:val="28"/>
         </w:rPr>
-        <w:t xml:space="preserve">fa-book </w:t>
-      </w:r>
-      <w:r>
-        <w:rPr>
-          <w:sz w:val="28"/>
-        </w:rPr>
-        <w:t>–</w:t>
-      </w:r>
-      <w:r>
-        <w:rPr>
-          <w:sz w:val="28"/>
-        </w:rPr>
-        <w:t xml:space="preserve"> Routine</w:t>
+        <w:t>fa-book – Routine</w:t>
       </w:r>
     </w:p>
     <w:p>
@@ -2718,19 +3530,7 @@
         <w:rPr>
           <w:sz w:val="28"/>
         </w:rPr>
-        <w:t xml:space="preserve">fa-bullhorn </w:t>
-      </w:r>
-      <w:r>
-        <w:rPr>
-          <w:sz w:val="28"/>
-        </w:rPr>
-        <w:t>–</w:t>
-      </w:r>
-      <w:r>
-        <w:rPr>
-          <w:sz w:val="28"/>
-        </w:rPr>
-        <w:t xml:space="preserve"> Notices</w:t>
+        <w:t>fa-bullhorn – Notices</w:t>
       </w:r>
     </w:p>
     <w:p>
@@ -2749,19 +3549,7 @@
         <w:rPr>
           <w:sz w:val="28"/>
         </w:rPr>
-        <w:t xml:space="preserve">fa-search </w:t>
-      </w:r>
-      <w:r>
-        <w:rPr>
-          <w:sz w:val="28"/>
-        </w:rPr>
-        <w:t>–</w:t>
-      </w:r>
-      <w:r>
-        <w:rPr>
-          <w:sz w:val="28"/>
-        </w:rPr>
-        <w:t xml:space="preserve"> Search</w:t>
+        <w:t>fa-search – Search</w:t>
       </w:r>
     </w:p>
     <w:p>
@@ -2780,19 +3568,7 @@
         <w:rPr>
           <w:sz w:val="28"/>
         </w:rPr>
-        <w:t xml:space="preserve">fa-edit </w:t>
-      </w:r>
-      <w:r>
-        <w:rPr>
-          <w:sz w:val="28"/>
-        </w:rPr>
-        <w:t>–</w:t>
-      </w:r>
-      <w:r>
-        <w:rPr>
-          <w:sz w:val="28"/>
-        </w:rPr>
-        <w:t xml:space="preserve"> Edit Button</w:t>
+        <w:t>fa-edit – Edit Button</w:t>
       </w:r>
     </w:p>
     <w:p>
@@ -2952,8 +3728,6 @@
           <w:sz w:val="32"/>
         </w:rPr>
       </w:pPr>
-      <w:bookmarkStart w:id="0" w:name="_GoBack"/>
-      <w:bookmarkEnd w:id="0"/>
     </w:p>
     <w:p>
       <w:pPr>
@@ -2973,7 +3747,6 @@
           <w:b/>
           <w:sz w:val="32"/>
         </w:rPr>
-        <w:lastRenderedPageBreak/>
         <w:t>References</w:t>
       </w:r>
     </w:p>
@@ -2997,7 +3770,7 @@
         </w:rPr>
         <w:t xml:space="preserve">Font Awesome Documentation - </w:t>
       </w:r>
-      <w:hyperlink r:id="rId6" w:history="1">
+      <w:hyperlink r:id="rId12" w:history="1">
         <w:r>
           <w:rPr>
             <w:rStyle w:val="Hyperlink"/>
@@ -3028,7 +3801,7 @@
         </w:rPr>
         <w:t xml:space="preserve">Responsive Design -  </w:t>
       </w:r>
-      <w:hyperlink r:id="rId7" w:history="1">
+      <w:hyperlink r:id="rId13" w:history="1">
         <w:r>
           <w:rPr>
             <w:rStyle w:val="Hyperlink"/>
@@ -3042,10 +3815,7 @@
     <w:p>
       <w:pPr>
         <w:pStyle w:val="ListParagraph"/>
-        <w:numPr>
-          <w:ilvl w:val="0"/>
-          <w:numId w:val="23"/>
-        </w:numPr>
+        <w:ind w:left="1800"/>
         <w:jc w:val="both"/>
         <w:rPr>
           <w:b/>
@@ -6186,6 +6956,7 @@
   <w:style w:type="character" w:default="1" w:styleId="DefaultParagraphFont">
     <w:name w:val="Default Paragraph Font"/>
     <w:uiPriority w:val="1"/>
+    <w:semiHidden/>
     <w:unhideWhenUsed/>
   </w:style>
   <w:style w:type="table" w:default="1" w:styleId="TableNormal">
@@ -6656,7 +7427,7 @@
 </file>
 
 <file path=customXml/itemProps1.xml><?xml version="1.0" encoding="utf-8"?>
-<ds:datastoreItem xmlns:ds="http://schemas.openxmlformats.org/officeDocument/2006/customXml" ds:itemID="{C3B2CB00-B670-4DE9-B0BF-424EDF5C2FEA}">
+<ds:datastoreItem xmlns:ds="http://schemas.openxmlformats.org/officeDocument/2006/customXml" ds:itemID="{71CDF8E2-A88E-42EB-B33A-C68FE0248B6A}">
   <ds:schemaRefs>
     <ds:schemaRef ds:uri="http://schemas.openxmlformats.org/officeDocument/2006/bibliography"/>
   </ds:schemaRefs>
